--- a/08-week-march/01-sesion/Evidencia_C2_Q1.docx
+++ b/08-week-march/01-sesion/Evidencia_C2_Q1.docx
@@ -38,6 +38,29 @@
           <w:ilvl w:val="0"/>
           <w:numId w:val="1"/>
         </w:numPr>
+        <w:rPr>
+          <w:b/>
+          <w:bCs/>
+          <w:sz w:val="28"/>
+          <w:szCs w:val="28"/>
+        </w:rPr>
+      </w:pPr>
+      <w:hyperlink r:id="rId5" w:history="1">
+        <w:r>
+          <w:rPr>
+            <w:rStyle w:val="Hipervnculo"/>
+            <w:b/>
+            <w:bCs/>
+            <w:sz w:val="28"/>
+            <w:szCs w:val="28"/>
+          </w:rPr>
+          <w:t>https://github.com/AsolanoT/programacion-movil-2025-a-g1/tree/feature/activity/08-week-march/01-sesion</w:t>
+        </w:r>
+      </w:hyperlink>
+    </w:p>
+    <w:p>
+      <w:pPr>
+        <w:pStyle w:val="Prrafodelista"/>
         <w:jc w:val="center"/>
         <w:rPr>
           <w:b/>
@@ -86,94 +109,6 @@
             <wp:extent cx="5612130" cy="3013710"/>
             <wp:effectExtent l="0" t="0" r="7620" b="0"/>
             <wp:docPr id="16" name="Imagen 16"/>
-            <wp:cNvGraphicFramePr>
-              <a:graphicFrameLocks xmlns:a="http://schemas.openxmlformats.org/drawingml/2006/main" noChangeAspect="1"/>
-            </wp:cNvGraphicFramePr>
-            <a:graphic xmlns:a="http://schemas.openxmlformats.org/drawingml/2006/main">
-              <a:graphicData uri="http://schemas.openxmlformats.org/drawingml/2006/picture">
-                <pic:pic xmlns:pic="http://schemas.openxmlformats.org/drawingml/2006/picture">
-                  <pic:nvPicPr>
-                    <pic:cNvPr id="1" name=""/>
-                    <pic:cNvPicPr/>
-                  </pic:nvPicPr>
-                  <pic:blipFill>
-                    <a:blip r:embed="rId5"/>
-                    <a:stretch>
-                      <a:fillRect/>
-                    </a:stretch>
-                  </pic:blipFill>
-                  <pic:spPr>
-                    <a:xfrm>
-                      <a:off x="0" y="0"/>
-                      <a:ext cx="5612130" cy="3013710"/>
-                    </a:xfrm>
-                    <a:prstGeom prst="rect">
-                      <a:avLst/>
-                    </a:prstGeom>
-                  </pic:spPr>
-                </pic:pic>
-              </a:graphicData>
-            </a:graphic>
-          </wp:inline>
-        </w:drawing>
-      </w:r>
-    </w:p>
-    <w:p>
-      <w:pPr>
-        <w:jc w:val="center"/>
-        <w:rPr>
-          <w:b/>
-          <w:bCs/>
-          <w:sz w:val="28"/>
-          <w:szCs w:val="28"/>
-        </w:rPr>
-      </w:pPr>
-      <w:r>
-        <w:rPr>
-          <w:b/>
-          <w:bCs/>
-          <w:sz w:val="28"/>
-          <w:szCs w:val="28"/>
-        </w:rPr>
-        <w:t>PAGE-</w:t>
-      </w:r>
-      <w:r>
-        <w:rPr>
-          <w:b/>
-          <w:bCs/>
-          <w:sz w:val="28"/>
-          <w:szCs w:val="28"/>
-        </w:rPr>
-        <w:t>ESTUDIANTE</w:t>
-      </w:r>
-      <w:r>
-        <w:rPr>
-          <w:b/>
-          <w:bCs/>
-          <w:sz w:val="28"/>
-          <w:szCs w:val="28"/>
-        </w:rPr>
-        <w:t>:</w:t>
-      </w:r>
-    </w:p>
-    <w:p>
-      <w:pPr>
-        <w:jc w:val="center"/>
-        <w:rPr>
-          <w:b/>
-          <w:bCs/>
-        </w:rPr>
-      </w:pPr>
-      <w:r>
-        <w:rPr>
-          <w:b/>
-          <w:bCs/>
-        </w:rPr>
-        <w:drawing>
-          <wp:inline distT="0" distB="0" distL="0" distR="0" wp14:anchorId="53E0C2B0" wp14:editId="0D8E2D4F">
-            <wp:extent cx="5612130" cy="3014980"/>
-            <wp:effectExtent l="0" t="0" r="7620" b="0"/>
-            <wp:docPr id="15" name="Imagen 15"/>
             <wp:cNvGraphicFramePr>
               <a:graphicFrameLocks xmlns:a="http://schemas.openxmlformats.org/drawingml/2006/main" noChangeAspect="1"/>
             </wp:cNvGraphicFramePr>
@@ -193,6 +128,94 @@
                   <pic:spPr>
                     <a:xfrm>
                       <a:off x="0" y="0"/>
+                      <a:ext cx="5612130" cy="3013710"/>
+                    </a:xfrm>
+                    <a:prstGeom prst="rect">
+                      <a:avLst/>
+                    </a:prstGeom>
+                  </pic:spPr>
+                </pic:pic>
+              </a:graphicData>
+            </a:graphic>
+          </wp:inline>
+        </w:drawing>
+      </w:r>
+    </w:p>
+    <w:p>
+      <w:pPr>
+        <w:jc w:val="center"/>
+        <w:rPr>
+          <w:b/>
+          <w:bCs/>
+          <w:sz w:val="28"/>
+          <w:szCs w:val="28"/>
+        </w:rPr>
+      </w:pPr>
+      <w:r>
+        <w:rPr>
+          <w:b/>
+          <w:bCs/>
+          <w:sz w:val="28"/>
+          <w:szCs w:val="28"/>
+        </w:rPr>
+        <w:t>PAGE-</w:t>
+      </w:r>
+      <w:r>
+        <w:rPr>
+          <w:b/>
+          <w:bCs/>
+          <w:sz w:val="28"/>
+          <w:szCs w:val="28"/>
+        </w:rPr>
+        <w:t>ESTUDIANTE</w:t>
+      </w:r>
+      <w:r>
+        <w:rPr>
+          <w:b/>
+          <w:bCs/>
+          <w:sz w:val="28"/>
+          <w:szCs w:val="28"/>
+        </w:rPr>
+        <w:t>:</w:t>
+      </w:r>
+    </w:p>
+    <w:p>
+      <w:pPr>
+        <w:jc w:val="center"/>
+        <w:rPr>
+          <w:b/>
+          <w:bCs/>
+        </w:rPr>
+      </w:pPr>
+      <w:r>
+        <w:rPr>
+          <w:b/>
+          <w:bCs/>
+        </w:rPr>
+        <w:drawing>
+          <wp:inline distT="0" distB="0" distL="0" distR="0" wp14:anchorId="53E0C2B0" wp14:editId="0D8E2D4F">
+            <wp:extent cx="5612130" cy="3014980"/>
+            <wp:effectExtent l="0" t="0" r="7620" b="0"/>
+            <wp:docPr id="15" name="Imagen 15"/>
+            <wp:cNvGraphicFramePr>
+              <a:graphicFrameLocks xmlns:a="http://schemas.openxmlformats.org/drawingml/2006/main" noChangeAspect="1"/>
+            </wp:cNvGraphicFramePr>
+            <a:graphic xmlns:a="http://schemas.openxmlformats.org/drawingml/2006/main">
+              <a:graphicData uri="http://schemas.openxmlformats.org/drawingml/2006/picture">
+                <pic:pic xmlns:pic="http://schemas.openxmlformats.org/drawingml/2006/picture">
+                  <pic:nvPicPr>
+                    <pic:cNvPr id="1" name=""/>
+                    <pic:cNvPicPr/>
+                  </pic:nvPicPr>
+                  <pic:blipFill>
+                    <a:blip r:embed="rId7"/>
+                    <a:stretch>
+                      <a:fillRect/>
+                    </a:stretch>
+                  </pic:blipFill>
+                  <pic:spPr>
+                    <a:xfrm>
+                      <a:off x="0" y="0"/>
                       <a:ext cx="5612130" cy="3014980"/>
                     </a:xfrm>
                     <a:prstGeom prst="rect">
@@ -206,14 +229,6 @@
         </w:drawing>
       </w:r>
     </w:p>
-    <w:p>
-      <w:pPr>
-        <w:jc w:val="center"/>
-      </w:pPr>
-    </w:p>
-    <w:p/>
-    <w:p/>
-    <w:p/>
     <w:tbl>
       <w:tblPr>
         <w:tblW w:w="0" w:type="auto"/>
@@ -298,6 +313,7 @@
         </w:rPr>
       </w:pPr>
       <w:r>
+        <w:lastRenderedPageBreak/>
         <w:br w:type="textWrapping" w:clear="all"/>
       </w:r>
       <w:r>
@@ -339,86 +355,6 @@
             <wp:extent cx="5612130" cy="3014980"/>
             <wp:effectExtent l="0" t="0" r="7620" b="0"/>
             <wp:docPr id="14" name="Imagen 14"/>
-            <wp:cNvGraphicFramePr>
-              <a:graphicFrameLocks xmlns:a="http://schemas.openxmlformats.org/drawingml/2006/main" noChangeAspect="1"/>
-            </wp:cNvGraphicFramePr>
-            <a:graphic xmlns:a="http://schemas.openxmlformats.org/drawingml/2006/main">
-              <a:graphicData uri="http://schemas.openxmlformats.org/drawingml/2006/picture">
-                <pic:pic xmlns:pic="http://schemas.openxmlformats.org/drawingml/2006/picture">
-                  <pic:nvPicPr>
-                    <pic:cNvPr id="1" name=""/>
-                    <pic:cNvPicPr/>
-                  </pic:nvPicPr>
-                  <pic:blipFill>
-                    <a:blip r:embed="rId7"/>
-                    <a:stretch>
-                      <a:fillRect/>
-                    </a:stretch>
-                  </pic:blipFill>
-                  <pic:spPr>
-                    <a:xfrm>
-                      <a:off x="0" y="0"/>
-                      <a:ext cx="5612130" cy="3014980"/>
-                    </a:xfrm>
-                    <a:prstGeom prst="rect">
-                      <a:avLst/>
-                    </a:prstGeom>
-                  </pic:spPr>
-                </pic:pic>
-              </a:graphicData>
-            </a:graphic>
-          </wp:inline>
-        </w:drawing>
-      </w:r>
-    </w:p>
-    <w:p>
-      <w:pPr>
-        <w:jc w:val="center"/>
-        <w:rPr>
-          <w:b/>
-          <w:bCs/>
-          <w:sz w:val="28"/>
-          <w:szCs w:val="28"/>
-        </w:rPr>
-      </w:pPr>
-      <w:r>
-        <w:rPr>
-          <w:b/>
-          <w:bCs/>
-          <w:sz w:val="28"/>
-          <w:szCs w:val="28"/>
-        </w:rPr>
-        <w:t>PAGE-</w:t>
-      </w:r>
-      <w:r>
-        <w:rPr>
-          <w:b/>
-          <w:bCs/>
-          <w:sz w:val="28"/>
-          <w:szCs w:val="28"/>
-        </w:rPr>
-        <w:t>PROFESOR</w:t>
-      </w:r>
-      <w:r>
-        <w:rPr>
-          <w:b/>
-          <w:bCs/>
-          <w:sz w:val="28"/>
-          <w:szCs w:val="28"/>
-        </w:rPr>
-        <w:t>:</w:t>
-      </w:r>
-    </w:p>
-    <w:p>
-      <w:pPr>
-        <w:jc w:val="center"/>
-      </w:pPr>
-      <w:r>
-        <w:drawing>
-          <wp:inline distT="0" distB="0" distL="0" distR="0" wp14:anchorId="5639CDB1" wp14:editId="7133DA68">
-            <wp:extent cx="5612130" cy="3027045"/>
-            <wp:effectExtent l="0" t="0" r="7620" b="1905"/>
-            <wp:docPr id="1" name="Imagen 1"/>
             <wp:cNvGraphicFramePr>
               <a:graphicFrameLocks xmlns:a="http://schemas.openxmlformats.org/drawingml/2006/main" noChangeAspect="1"/>
             </wp:cNvGraphicFramePr>
@@ -438,7 +374,7 @@
                   <pic:spPr>
                     <a:xfrm>
                       <a:off x="0" y="0"/>
-                      <a:ext cx="5612130" cy="3027045"/>
+                      <a:ext cx="5612130" cy="3014980"/>
                     </a:xfrm>
                     <a:prstGeom prst="rect">
                       <a:avLst/>
@@ -451,51 +387,54 @@
         </w:drawing>
       </w:r>
     </w:p>
-    <w:p/>
-    <w:p/>
-    <w:p/>
-    <w:p/>
     <w:p>
       <w:pPr>
-        <w:tabs>
-          <w:tab w:val="left" w:pos="3260"/>
-        </w:tabs>
-        <w:rPr>
-          <w:b/>
-          <w:bCs/>
-        </w:rPr>
-      </w:pPr>
-      <w:r>
-        <w:tab/>
-      </w:r>
-      <w:r>
-        <w:rPr>
-          <w:b/>
-          <w:bCs/>
-        </w:rPr>
-        <w:t>ESTRUCTURA:</w:t>
+        <w:jc w:val="center"/>
+        <w:rPr>
+          <w:b/>
+          <w:bCs/>
+          <w:sz w:val="28"/>
+          <w:szCs w:val="28"/>
+        </w:rPr>
+      </w:pPr>
+      <w:r>
+        <w:rPr>
+          <w:b/>
+          <w:bCs/>
+          <w:sz w:val="28"/>
+          <w:szCs w:val="28"/>
+        </w:rPr>
+        <w:t>PAGE-</w:t>
+      </w:r>
+      <w:r>
+        <w:rPr>
+          <w:b/>
+          <w:bCs/>
+          <w:sz w:val="28"/>
+          <w:szCs w:val="28"/>
+        </w:rPr>
+        <w:t>PROFESOR</w:t>
+      </w:r>
+      <w:r>
+        <w:rPr>
+          <w:b/>
+          <w:bCs/>
+          <w:sz w:val="28"/>
+          <w:szCs w:val="28"/>
+        </w:rPr>
+        <w:t>:</w:t>
       </w:r>
     </w:p>
     <w:p>
       <w:pPr>
-        <w:tabs>
-          <w:tab w:val="left" w:pos="3260"/>
-        </w:tabs>
-        <w:rPr>
-          <w:b/>
-          <w:bCs/>
-        </w:rPr>
-      </w:pPr>
-      <w:r>
-        <w:rPr>
-          <w:b/>
-          <w:bCs/>
-        </w:rPr>
+        <w:jc w:val="center"/>
+      </w:pPr>
+      <w:r>
         <w:drawing>
-          <wp:inline distT="0" distB="0" distL="0" distR="0" wp14:anchorId="149187E4" wp14:editId="2E1704A7">
-            <wp:extent cx="2953162" cy="4448796"/>
-            <wp:effectExtent l="0" t="0" r="0" b="9525"/>
-            <wp:docPr id="9" name="Imagen 9"/>
+          <wp:inline distT="0" distB="0" distL="0" distR="0" wp14:anchorId="5639CDB1" wp14:editId="7133DA68">
+            <wp:extent cx="5612130" cy="3027045"/>
+            <wp:effectExtent l="0" t="0" r="7620" b="1905"/>
+            <wp:docPr id="1" name="Imagen 1"/>
             <wp:cNvGraphicFramePr>
               <a:graphicFrameLocks xmlns:a="http://schemas.openxmlformats.org/drawingml/2006/main" noChangeAspect="1"/>
             </wp:cNvGraphicFramePr>
@@ -515,6 +454,84 @@
                   <pic:spPr>
                     <a:xfrm>
                       <a:off x="0" y="0"/>
+                      <a:ext cx="5612130" cy="3027045"/>
+                    </a:xfrm>
+                    <a:prstGeom prst="rect">
+                      <a:avLst/>
+                    </a:prstGeom>
+                  </pic:spPr>
+                </pic:pic>
+              </a:graphicData>
+            </a:graphic>
+          </wp:inline>
+        </w:drawing>
+      </w:r>
+    </w:p>
+    <w:p/>
+    <w:p/>
+    <w:p/>
+    <w:p/>
+    <w:p>
+      <w:pPr>
+        <w:tabs>
+          <w:tab w:val="left" w:pos="3260"/>
+        </w:tabs>
+        <w:rPr>
+          <w:b/>
+          <w:bCs/>
+        </w:rPr>
+      </w:pPr>
+      <w:r>
+        <w:lastRenderedPageBreak/>
+        <w:tab/>
+      </w:r>
+      <w:r>
+        <w:rPr>
+          <w:b/>
+          <w:bCs/>
+        </w:rPr>
+        <w:t>ESTRUCTURA:</w:t>
+      </w:r>
+    </w:p>
+    <w:p>
+      <w:pPr>
+        <w:tabs>
+          <w:tab w:val="left" w:pos="3260"/>
+        </w:tabs>
+        <w:rPr>
+          <w:b/>
+          <w:bCs/>
+        </w:rPr>
+      </w:pPr>
+      <w:r>
+        <w:rPr>
+          <w:b/>
+          <w:bCs/>
+        </w:rPr>
+        <w:drawing>
+          <wp:inline distT="0" distB="0" distL="0" distR="0" wp14:anchorId="149187E4" wp14:editId="2E1704A7">
+            <wp:extent cx="2953162" cy="4448796"/>
+            <wp:effectExtent l="0" t="0" r="0" b="9525"/>
+            <wp:docPr id="9" name="Imagen 9"/>
+            <wp:cNvGraphicFramePr>
+              <a:graphicFrameLocks xmlns:a="http://schemas.openxmlformats.org/drawingml/2006/main" noChangeAspect="1"/>
+            </wp:cNvGraphicFramePr>
+            <a:graphic xmlns:a="http://schemas.openxmlformats.org/drawingml/2006/main">
+              <a:graphicData uri="http://schemas.openxmlformats.org/drawingml/2006/picture">
+                <pic:pic xmlns:pic="http://schemas.openxmlformats.org/drawingml/2006/picture">
+                  <pic:nvPicPr>
+                    <pic:cNvPr id="1" name=""/>
+                    <pic:cNvPicPr/>
+                  </pic:nvPicPr>
+                  <pic:blipFill>
+                    <a:blip r:embed="rId10"/>
+                    <a:stretch>
+                      <a:fillRect/>
+                    </a:stretch>
+                  </pic:blipFill>
+                  <pic:spPr>
+                    <a:xfrm>
+                      <a:off x="0" y="0"/>
                       <a:ext cx="2953162" cy="4448796"/>
                     </a:xfrm>
                     <a:prstGeom prst="rect">
@@ -526,6 +543,171 @@
             </a:graphic>
           </wp:inline>
         </w:drawing>
+      </w:r>
+    </w:p>
+    <w:p>
+      <w:pPr>
+        <w:rPr>
+          <w:b/>
+          <w:bCs/>
+        </w:rPr>
+      </w:pPr>
+    </w:p>
+    <w:p>
+      <w:pPr>
+        <w:tabs>
+          <w:tab w:val="left" w:pos="2295"/>
+        </w:tabs>
+        <w:jc w:val="center"/>
+        <w:rPr>
+          <w:b/>
+          <w:bCs/>
+          <w:sz w:val="28"/>
+          <w:szCs w:val="28"/>
+        </w:rPr>
+      </w:pPr>
+      <w:r>
+        <w:rPr>
+          <w:b/>
+          <w:bCs/>
+          <w:sz w:val="28"/>
+          <w:szCs w:val="28"/>
+        </w:rPr>
+        <w:t>EXPLICACIÓN:</w:t>
+      </w:r>
+    </w:p>
+    <w:p>
+      <w:pPr>
+        <w:tabs>
+          <w:tab w:val="left" w:pos="2295"/>
+        </w:tabs>
+        <w:jc w:val="both"/>
+        <w:rPr>
+          <w:sz w:val="24"/>
+          <w:szCs w:val="24"/>
+        </w:rPr>
+      </w:pPr>
+      <w:r>
+        <w:rPr>
+          <w:sz w:val="24"/>
+          <w:szCs w:val="24"/>
+        </w:rPr>
+        <w:t xml:space="preserve">El componente principal es </w:t>
+      </w:r>
+      <w:proofErr w:type="spellStart"/>
+      <w:r>
+        <w:rPr>
+          <w:sz w:val="24"/>
+          <w:szCs w:val="24"/>
+        </w:rPr>
+        <w:t>GenericForm</w:t>
+      </w:r>
+      <w:proofErr w:type="spellEnd"/>
+      <w:r>
+        <w:rPr>
+          <w:sz w:val="24"/>
+          <w:szCs w:val="24"/>
+        </w:rPr>
+        <w:t xml:space="preserve">, que actúa como un formulario base que importa y combina dos componentes clave: </w:t>
+      </w:r>
+      <w:proofErr w:type="spellStart"/>
+      <w:r>
+        <w:rPr>
+          <w:sz w:val="24"/>
+          <w:szCs w:val="24"/>
+        </w:rPr>
+        <w:t>FormCard</w:t>
+      </w:r>
+      <w:proofErr w:type="spellEnd"/>
+      <w:r>
+        <w:rPr>
+          <w:sz w:val="24"/>
+          <w:szCs w:val="24"/>
+        </w:rPr>
+        <w:t xml:space="preserve"> (una tarjeta contenedora con estilos predefinidos que muestra el título del formulario) y </w:t>
+      </w:r>
+      <w:proofErr w:type="spellStart"/>
+      <w:r>
+        <w:rPr>
+          <w:sz w:val="24"/>
+          <w:szCs w:val="24"/>
+        </w:rPr>
+        <w:t>ActionButtons</w:t>
+      </w:r>
+      <w:proofErr w:type="spellEnd"/>
+      <w:r>
+        <w:rPr>
+          <w:sz w:val="24"/>
+          <w:szCs w:val="24"/>
+        </w:rPr>
+        <w:t xml:space="preserve"> (un conjunto de botones preconfigurados para las acciones CRUD: Agregar, Modificar, Eliminar y Consultar). El </w:t>
+      </w:r>
+      <w:proofErr w:type="spellStart"/>
+      <w:r>
+        <w:rPr>
+          <w:sz w:val="24"/>
+          <w:szCs w:val="24"/>
+        </w:rPr>
+        <w:t>GenericForm</w:t>
+      </w:r>
+      <w:proofErr w:type="spellEnd"/>
+      <w:r>
+        <w:rPr>
+          <w:sz w:val="24"/>
+          <w:szCs w:val="24"/>
+        </w:rPr>
+        <w:t xml:space="preserve"> se encarga de renderizar automáticamente los campos comunes (nombre, apellido, edad y correo) y acepta un array de campos específicos que varían según cada página</w:t>
+      </w:r>
+    </w:p>
+    <w:p>
+      <w:pPr>
+        <w:tabs>
+          <w:tab w:val="left" w:pos="2295"/>
+        </w:tabs>
+        <w:jc w:val="both"/>
+        <w:rPr>
+          <w:sz w:val="24"/>
+          <w:szCs w:val="24"/>
+        </w:rPr>
+      </w:pPr>
+      <w:r>
+        <w:rPr>
+          <w:sz w:val="24"/>
+          <w:szCs w:val="24"/>
+        </w:rPr>
+        <w:t xml:space="preserve">Las cuatro páginas (Profesor, Estudiante, Proveedor y Cliente),define sus propios campos adicionales: la página Profesor añade "Materia" y "Años de experiencia", Estudiante incluye "Grado" y "Promedio", Proveedor incorpora "Empresa" y "NIT", mientras que Cliente muestra "Dirección" y "Tipo de cliente". Al importar el </w:t>
+      </w:r>
+      <w:proofErr w:type="spellStart"/>
+      <w:r>
+        <w:rPr>
+          <w:sz w:val="24"/>
+          <w:szCs w:val="24"/>
+        </w:rPr>
+        <w:t>GenericForm</w:t>
+      </w:r>
+      <w:proofErr w:type="spellEnd"/>
+      <w:r>
+        <w:rPr>
+          <w:sz w:val="24"/>
+          <w:szCs w:val="24"/>
+        </w:rPr>
+        <w:t xml:space="preserve"> se pasan los campos personalizados junto con un título descriptivo. El sistema de enrutamiento en </w:t>
+      </w:r>
+      <w:proofErr w:type="spellStart"/>
+      <w:r>
+        <w:rPr>
+          <w:sz w:val="24"/>
+          <w:szCs w:val="24"/>
+        </w:rPr>
+        <w:t>App.tsx</w:t>
+      </w:r>
+      <w:proofErr w:type="spellEnd"/>
+      <w:r>
+        <w:rPr>
+          <w:sz w:val="24"/>
+          <w:szCs w:val="24"/>
+        </w:rPr>
+        <w:t xml:space="preserve"> permite navegar entre estas páginas de manera independiente.</w:t>
       </w:r>
     </w:p>
     <w:sectPr>
@@ -1096,6 +1278,29 @@
       <w:contextualSpacing/>
     </w:pPr>
   </w:style>
+  <w:style w:type="character" w:styleId="Hipervnculo">
+    <w:name w:val="Hyperlink"/>
+    <w:basedOn w:val="Fuentedeprrafopredeter"/>
+    <w:uiPriority w:val="99"/>
+    <w:unhideWhenUsed/>
+    <w:rsid w:val="00AE3D96"/>
+    <w:rPr>
+      <w:color w:val="0563C1" w:themeColor="hyperlink"/>
+      <w:u w:val="single"/>
+    </w:rPr>
+  </w:style>
+  <w:style w:type="character" w:styleId="Mencinsinresolver">
+    <w:name w:val="Unresolved Mention"/>
+    <w:basedOn w:val="Fuentedeprrafopredeter"/>
+    <w:uiPriority w:val="99"/>
+    <w:semiHidden/>
+    <w:unhideWhenUsed/>
+    <w:rsid w:val="00AE3D96"/>
+    <w:rPr>
+      <w:color w:val="605E5C"/>
+      <w:shd w:val="clear" w:color="auto" w:fill="E1DFDD"/>
+    </w:rPr>
+  </w:style>
 </w:styles>
 </file>
 
